--- a/pitch/exports/pitch-EMAIL_TEMPLATE.docx
+++ b/pitch/exports/pitch-EMAIL_TEMPLATE.docx
@@ -280,16 +280,34 @@
         <w:rPr>
           <w:rStyle w:val="VerbatimChar"/>
         </w:rPr>
-        <w:t xml:space="preserve">  2. AXS demand sink — tournament entries (AXS or SLP) split 90 % to prize</w:t>
-      </w:r>
-      <w:r>
-        <w:br/>
-      </w:r>
-      <w:r>
-        <w:rPr>
-          <w:rStyle w:val="VerbatimChar"/>
-        </w:rPr>
-        <w:t xml:space="preserve">     pool / 10 % permanent burn. Direct deflationary pressure.</w:t>
+        <w:t xml:space="preserve">  2. AXS demand sink — tournament entries (AXS or SLP) split 90 % to players</w:t>
+      </w:r>
+      <w:r>
+        <w:br/>
+      </w:r>
+      <w:r>
+        <w:rPr>
+          <w:rStyle w:val="VerbatimChar"/>
+        </w:rPr>
+        <w:t xml:space="preserve">     / 5 % permanent burn / 5 % to a transparent multisig game treasury that</w:t>
+      </w:r>
+      <w:r>
+        <w:br/>
+      </w:r>
+      <w:r>
+        <w:rPr>
+          <w:rStyle w:val="VerbatimChar"/>
+        </w:rPr>
+        <w:t xml:space="preserve">     funds content + audits. Direct deflationary pressure plus sustainable</w:t>
+      </w:r>
+      <w:r>
+        <w:br/>
+      </w:r>
+      <w:r>
+        <w:rPr>
+          <w:rStyle w:val="VerbatimChar"/>
+        </w:rPr>
+        <w:t xml:space="preserve">     project runway.</w:t>
       </w:r>
       <w:r>
         <w:br/>
@@ -584,16 +602,25 @@
         <w:rPr>
           <w:rStyle w:val="VerbatimChar"/>
         </w:rPr>
-        <w:t xml:space="preserve">deterministic algorithm and runs a tournament economy with a 90/10</w:t>
-      </w:r>
-      <w:r>
-        <w:br/>
-      </w:r>
-      <w:r>
-        <w:rPr>
-          <w:rStyle w:val="VerbatimChar"/>
-        </w:rPr>
-        <w:t xml:space="preserve">prize-pool / burn split (AXS or SLP entry).</w:t>
+        <w:t xml:space="preserve">deterministic algorithm and runs a tournament economy with a 90 / 5 / 5</w:t>
+      </w:r>
+      <w:r>
+        <w:br/>
+      </w:r>
+      <w:r>
+        <w:rPr>
+          <w:rStyle w:val="VerbatimChar"/>
+        </w:rPr>
+        <w:t xml:space="preserve">split — 90 % to players, 5 % permanent burn, 5 % to a transparent</w:t>
+      </w:r>
+      <w:r>
+        <w:br/>
+      </w:r>
+      <w:r>
+        <w:rPr>
+          <w:rStyle w:val="VerbatimChar"/>
+        </w:rPr>
+        <w:t xml:space="preserve">multisig game treasury (AXS or SLP entry).</w:t>
       </w:r>
       <w:r>
         <w:br/>

--- a/pitch/exports/pitch-EMAIL_TEMPLATE.docx
+++ b/pitch/exports/pitch-EMAIL_TEMPLATE.docx
@@ -439,7 +439,16 @@
         <w:rPr>
           <w:rStyle w:val="VerbatimChar"/>
         </w:rPr>
-        <w:t xml:space="preserve">Attached: pitch deck (PDF). 5-min YouTube walkthrough available on request.</w:t>
+        <w:t xml:space="preserve">Attached: pitch deck (PDF).</w:t>
+      </w:r>
+      <w:r>
+        <w:br/>
+      </w:r>
+      <w:r>
+        <w:rPr>
+          <w:rStyle w:val="VerbatimChar"/>
+        </w:rPr>
+        <w:t xml:space="preserve">5-min YouTube walkthrough: https://youtu.be/4z2y129paOY (unlisted)</w:t>
       </w:r>
       <w:r>
         <w:br/>
